--- a/scenarios/acr-private-regional-replication/docs/ACR_Private_GeoReplication_Report.docx
+++ b/scenarios/acr-private-regional-replication/docs/ACR_Private_GeoReplication_Report.docx
@@ -69,7 +69,7 @@
           <w:b w:val="0"/>
           <w:sz w:val="21"/>
         </w:rPr>
-        <w:t>본 문서는 Azure Container Registry(ACR)를 Private Endpoint 기반으로 구성하고 지역 복제(Geo-replication)를 적용할 때의 동작 원리와 제약사항을 정리하고, 재해 복구(DR)를 위한 권장 아키텍처를 제안한다. 검토 과정에서 동일 조건의 별도 테스트 레지스트리를 통해 실제 동작을 재현·검증하였다.</w:t>
+        <w:t>본 문서는 Azure Container Registry(ACR)를 Private Endpoint 기반으로 구성하고 지역 복제(Geo-replication)를 적용할 때의 동작 원리와 제약사항을 정리하고, 재해 복구(DR)를 위한 권장 아키텍처를 제안합니다. 검토 과정에서 동일 조건의 별도 테스트 레지스트리를 통해 실제 동작을 재현·검증하였습니다.</w:t>
       </w:r>
     </w:p>
     <w:p>
@@ -94,7 +94,7 @@
         <w:rPr>
           <w:rFonts w:ascii="맑은 고딕" w:hAnsi="맑은 고딕" w:eastAsia="맑은 고딕"/>
         </w:rPr>
-        <w:t>Private ACR + Geo-replication 구성 자체는 정상 동작하며, 복제본 추가 시 신규 리전의 data endpoint에 대한 Private DNS 레코드가 자동 등록됨을 확인하였다.</w:t>
+        <w:t>Private ACR + Geo-replication 구성 자체는 정상 동작하며, 복제본 추가 시 신규 리전의 data endpoint에 대한 Private DNS 레코드가 자동 등록됨을 확인하였습니다.</w:t>
       </w:r>
     </w:p>
     <w:p>
@@ -105,7 +105,7 @@
         <w:rPr>
           <w:rFonts w:ascii="맑은 고딕" w:hAnsi="맑은 고딕" w:eastAsia="맑은 고딕"/>
         </w:rPr>
-        <w:t>단, Private Endpoint가 단일 리전(Korea Central) VNet에만 존재하는 경우 지역 장애에 대한 자동 장애 조치(failover)는 제공되지 않는다.</w:t>
+        <w:t>단, Private Endpoint가 단일 리전(Korea Central) VNet에만 존재하는 경우 지역 장애에 대한 자동 장애 조치(failover)는 제공되지 않습니다.</w:t>
       </w:r>
     </w:p>
     <w:p>
@@ -116,7 +116,7 @@
         <w:rPr>
           <w:rFonts w:ascii="맑은 고딕" w:hAnsi="맑은 고딕" w:eastAsia="맑은 고딕"/>
         </w:rPr>
-        <w:t>DR이 목표라면 2차 리전에 VNet + Private Endpoint를 추가하고 DNS failover 자동화를 함께 설계해야 한다.</w:t>
+        <w:t>DR이 목표라면 2차 리전에 VNet + Private Endpoint를 추가하고 DNS failover 자동화를 함께 설계해야 합니다.</w:t>
       </w:r>
     </w:p>
     <w:p>
@@ -143,7 +143,7 @@
           <w:b w:val="0"/>
           <w:sz w:val="21"/>
         </w:rPr>
-        <w:t>레지스트리는 Premium SKU, public network access는 Disabled 상태이며, Korea Central에 위치한 단일 VNet의 서브넷에 Private Endpoint(groupId: registry)가 연결되어 있다. Private DNS Zone(privatelink.azurecr.io)은 중앙(별도 구독)에서 관리되며 해당 VNet에 Link 되어 있다.</w:t>
+        <w:t>레지스트리는 Premium SKU, public network access는 Disabled 상태이며, Korea Central에 위치한 단일 VNet의 서브넷에 Private Endpoint(groupId: registry)가 연결되어 있습니다. Private DNS Zone(privatelink.azurecr.io)은 중앙(별도 구독)에서 관리되며 해당 VNet에 Link 되어 있습니다.</w:t>
       </w:r>
     </w:p>
     <w:p>
@@ -211,6 +211,231 @@
           <w:color w:val="1F4E79"/>
           <w:sz w:val="21"/>
         </w:rPr>
+        <w:t>구성 목적 및 배경</w:t>
+      </w:r>
+    </w:p>
+    <w:p>
+      <w:pPr>
+        <w:spacing w:after="120"/>
+      </w:pPr>
+      <w:r>
+        <w:rPr>
+          <w:rFonts w:ascii="맑은 고딕" w:hAnsi="맑은 고딕" w:eastAsia="맑은 고딕"/>
+          <w:b w:val="0"/>
+          <w:sz w:val="21"/>
+        </w:rPr>
+        <w:t>현재 구성은 '보안(Private 격리)'과 '복제(Geo-replication)'라는 두 가지 요구사항을 동시에 충족하기 위한 선택이며, 각 구성 요소는 다음과 같은 목적을 가집니다.</w:t>
+      </w:r>
+    </w:p>
+    <w:tbl>
+      <w:tblPr>
+        <w:tblStyle w:val="TableGrid"/>
+        <w:tblW w:type="auto" w:w="0"/>
+        <w:jc w:val="center"/>
+        <w:tblLook w:firstColumn="1" w:firstRow="1" w:lastColumn="0" w:lastRow="0" w:noHBand="0" w:noVBand="1" w:val="04A0"/>
+      </w:tblPr>
+      <w:tblGrid>
+        <w:gridCol w:w="4320"/>
+        <w:gridCol w:w="4320"/>
+      </w:tblGrid>
+      <w:tr>
+        <w:tc>
+          <w:tcPr>
+            <w:tcW w:type="dxa" w:w="2880"/>
+            <w:shd w:val="clear" w:fill="1F4E79"/>
+          </w:tcPr>
+          <w:p>
+            <w:pPr>
+              <w:jc w:val="center"/>
+            </w:pPr>
+            <w:r>
+              <w:rPr>
+                <w:rFonts w:ascii="맑은 고딕" w:hAnsi="맑은 고딕" w:eastAsia="맑은 고딕"/>
+                <w:b/>
+                <w:color w:val="FFFFFF"/>
+                <w:sz w:val="20"/>
+              </w:rPr>
+              <w:t>구성 요소</w:t>
+            </w:r>
+          </w:p>
+        </w:tc>
+        <w:tc>
+          <w:tcPr>
+            <w:tcW w:type="dxa" w:w="6336"/>
+            <w:shd w:val="clear" w:fill="1F4E79"/>
+          </w:tcPr>
+          <w:p>
+            <w:pPr>
+              <w:jc w:val="center"/>
+            </w:pPr>
+            <w:r>
+              <w:rPr>
+                <w:rFonts w:ascii="맑은 고딕" w:hAnsi="맑은 고딕" w:eastAsia="맑은 고딕"/>
+                <w:b/>
+                <w:color w:val="FFFFFF"/>
+                <w:sz w:val="20"/>
+              </w:rPr>
+              <w:t>채택 이유 / 목적</w:t>
+            </w:r>
+          </w:p>
+        </w:tc>
+      </w:tr>
+      <w:tr>
+        <w:tc>
+          <w:tcPr>
+            <w:tcW w:type="dxa" w:w="2880"/>
+          </w:tcPr>
+          <w:p>
+            <w:r>
+              <w:rPr>
+                <w:rFonts w:ascii="맑은 고딕" w:hAnsi="맑은 고딕" w:eastAsia="맑은 고딕"/>
+                <w:sz w:val="20"/>
+              </w:rPr>
+              <w:t>Private Endpoint</w:t>
+              <w:br/>
+              <w:t>(public access Disabled)</w:t>
+            </w:r>
+          </w:p>
+        </w:tc>
+        <w:tc>
+          <w:tcPr>
+            <w:tcW w:type="dxa" w:w="6336"/>
+          </w:tcPr>
+          <w:p>
+            <w:r>
+              <w:rPr>
+                <w:rFonts w:ascii="맑은 고딕" w:hAnsi="맑은 고딕" w:eastAsia="맑은 고딕"/>
+                <w:sz w:val="20"/>
+              </w:rPr>
+              <w:t>레지스트리를 인터넷에 노출하지 않고 VNet 사설 IP로만 접근하도록 격리합니다. 외부 표면을 제거하여 보안 규정(망분리/제로트러스트)을 준수하고, 이미지 pull/push 트래픽을 사설 네트워크 내부로 한정합니다.</w:t>
+            </w:r>
+          </w:p>
+        </w:tc>
+      </w:tr>
+      <w:tr>
+        <w:tc>
+          <w:tcPr>
+            <w:tcW w:type="dxa" w:w="2880"/>
+          </w:tcPr>
+          <w:p>
+            <w:r>
+              <w:rPr>
+                <w:rFonts w:ascii="맑은 고딕" w:hAnsi="맑은 고딕" w:eastAsia="맑은 고딕"/>
+                <w:sz w:val="20"/>
+              </w:rPr>
+              <w:t>Geo-replication</w:t>
+              <w:br/>
+              <w:t>(data endpoint 보유)</w:t>
+            </w:r>
+          </w:p>
+        </w:tc>
+        <w:tc>
+          <w:tcPr>
+            <w:tcW w:type="dxa" w:w="6336"/>
+          </w:tcPr>
+          <w:p>
+            <w:r>
+              <w:rPr>
+                <w:rFonts w:ascii="맑은 고딕" w:hAnsi="맑은 고딕" w:eastAsia="맑은 고딕"/>
+                <w:sz w:val="20"/>
+              </w:rPr>
+              <w:t>복제 리전에 이미지(레이어) 사본을 물리적으로 보관합니다. 목적은 두 가지입니다. ① 데이터 내구성/가용성 — 단일 리전 스토리지 장애에도 사본 유지. ② 리전 근접 pull — 해당 리전 워크로드가 로컬 data endpoint에서 이미지를 당겨 지연(latency)과 리전 간 egress 비용을 절감합니다.</w:t>
+            </w:r>
+          </w:p>
+        </w:tc>
+      </w:tr>
+      <w:tr>
+        <w:tc>
+          <w:tcPr>
+            <w:tcW w:type="dxa" w:w="2880"/>
+          </w:tcPr>
+          <w:p>
+            <w:r>
+              <w:rPr>
+                <w:rFonts w:ascii="맑은 고딕" w:hAnsi="맑은 고딕" w:eastAsia="맑은 고딕"/>
+                <w:sz w:val="20"/>
+              </w:rPr>
+              <w:t>Premium SKU</w:t>
+            </w:r>
+          </w:p>
+        </w:tc>
+        <w:tc>
+          <w:tcPr>
+            <w:tcW w:type="dxa" w:w="6336"/>
+          </w:tcPr>
+          <w:p>
+            <w:r>
+              <w:rPr>
+                <w:rFonts w:ascii="맑은 고딕" w:hAnsi="맑은 고딕" w:eastAsia="맑은 고딕"/>
+                <w:sz w:val="20"/>
+              </w:rPr>
+              <w:t>Private Endpoint, Geo-replication, Private Link, zone-redundancy 등 본 구성에 필요한 기능이 Premium SKU에서만 제공되므로 필수 전제입니다.</w:t>
+            </w:r>
+          </w:p>
+        </w:tc>
+      </w:tr>
+      <w:tr>
+        <w:tc>
+          <w:tcPr>
+            <w:tcW w:type="dxa" w:w="2880"/>
+          </w:tcPr>
+          <w:p>
+            <w:r>
+              <w:rPr>
+                <w:rFonts w:ascii="맑은 고딕" w:hAnsi="맑은 고딕" w:eastAsia="맑은 고딕"/>
+                <w:sz w:val="20"/>
+              </w:rPr>
+              <w:t>중앙 Private DNS Zone</w:t>
+              <w:br/>
+              <w:t>(별도 구독 관리)</w:t>
+            </w:r>
+          </w:p>
+        </w:tc>
+        <w:tc>
+          <w:tcPr>
+            <w:tcW w:type="dxa" w:w="6336"/>
+          </w:tcPr>
+          <w:p>
+            <w:r>
+              <w:rPr>
+                <w:rFonts w:ascii="맑은 고딕" w:hAnsi="맑은 고딕" w:eastAsia="맑은 고딕"/>
+                <w:sz w:val="20"/>
+              </w:rPr>
+              <w:t>privatelink.azurecr.io 영역을 조직 차원에서 일원화 관리하여, 다수 VNet/구독이 동일 사설 DNS 해석을 공유하고 거버넌스(중복 zone 방지, 정책 기반 자동 등록)를 확보합니다.</w:t>
+            </w:r>
+          </w:p>
+        </w:tc>
+      </w:tr>
+    </w:tbl>
+    <w:p>
+      <w:pPr>
+        <w:spacing w:after="80"/>
+      </w:pPr>
+    </w:p>
+    <w:p>
+      <w:pPr>
+        <w:spacing w:after="120"/>
+      </w:pPr>
+      <w:r>
+        <w:rPr>
+          <w:rFonts w:ascii="맑은 고딕" w:hAnsi="맑은 고딕" w:eastAsia="맑은 고딕"/>
+          <w:b w:val="0"/>
+          <w:sz w:val="21"/>
+        </w:rPr>
+        <w:t>※ 단, Geo-replication의 '리전 근접 pull' 이점은 데이터 사본 존재만으로 자동 보장되지 않습니다. 해당 리전의 클라이언트가 그 리전 data endpoint(사설 IP)로 직접 연결되어야 하며, Private Endpoint가 Korea Central에만 있는 현재 구성에서는 타 리전 워크로드가 Korea Central PE를 경유하므로 근접 이점이 제한됩니다. 사본 보관(내구성) 목적은 충족되나, 네트워크 근접 이점을 온전히 누리려면 해당 리전에도 PE + 동일 DNS Zone Link가 필요합니다(5장 참조).</w:t>
+      </w:r>
+    </w:p>
+    <w:p>
+      <w:pPr>
+        <w:spacing w:after="40"/>
+      </w:pPr>
+      <w:r>
+        <w:rPr>
+          <w:rFonts w:ascii="맑은 고딕" w:hAnsi="맑은 고딕" w:eastAsia="맑은 고딕"/>
+          <w:b/>
+          <w:color w:val="1F4E79"/>
+          <w:sz w:val="21"/>
+        </w:rPr>
         <w:t>동작 원리</w:t>
       </w:r>
     </w:p>
@@ -222,7 +447,7 @@
         <w:rPr>
           <w:rFonts w:ascii="맑은 고딕" w:hAnsi="맑은 고딕" w:eastAsia="맑은 고딕"/>
         </w:rPr>
-        <w:t>하나의 Private Endpoint가 레지스트리 엔드포인트(&lt;registry&gt;.azurecr.io)와 모든 복제 리전의 data endpoint(&lt;registry&gt;.&lt;region&gt;.data.azurecr.io)를 동일 서브넷의 사설 IP로 노출한다.</w:t>
+        <w:t>하나의 Private Endpoint가 레지스트리 엔드포인트(&lt;registry&gt;.azurecr.io)와 모든 복제 리전의 data endpoint(&lt;registry&gt;.&lt;region&gt;.data.azurecr.io)를 동일 서브넷의 사설 IP로 노출합니다.</w:t>
       </w:r>
     </w:p>
     <w:p>
@@ -233,7 +458,7 @@
         <w:rPr>
           <w:rFonts w:ascii="맑은 고딕" w:hAnsi="맑은 고딕" w:eastAsia="맑은 고딕"/>
         </w:rPr>
-        <w:t>복제본을 추가하면 ACR이 해당 리전의 data endpoint를 생성하고, PE의 DNS zone group이 Private DNS Zone에 신규 A 레코드를 자동 등록한다.</w:t>
+        <w:t>복제본을 추가하면 ACR이 해당 리전의 data endpoint를 생성하고, PE의 DNS zone group이 Private DNS Zone에 신규 A 레코드를 자동 등록합니다.</w:t>
       </w:r>
     </w:p>
     <w:p>
@@ -483,7 +708,7 @@
           <w:b w:val="0"/>
           <w:sz w:val="21"/>
         </w:rPr>
-        <w:t>Private Endpoint는 리전 리소스인 VNet에 종속된다. 따라서 Private Endpoint가 Korea Central에만 존재하는 현재 구성에서는 다음과 같은 제약이 발생한다.</w:t>
+        <w:t>Private Endpoint는 리전 리소스인 VNet에 종속됩니다. 따라서 Private Endpoint가 Korea Central에만 존재하는 현재 구성에서는 다음과 같은 제약이 발생합니다.</w:t>
       </w:r>
     </w:p>
     <w:p>
@@ -548,7 +773,7 @@
         <w:rPr>
           <w:rFonts w:ascii="맑은 고딕" w:hAnsi="맑은 고딕" w:eastAsia="맑은 고딕"/>
         </w:rPr>
-        <w:t>Korea Central 리전 장애 시 해당 VNet의 Private Endpoint 자체가 사용 불가 상태가 된다.</w:t>
+        <w:t>Korea Central 리전 장애 시 해당 VNet의 Private Endpoint 자체가 사용 불가 상태가 됩니다.</w:t>
       </w:r>
     </w:p>
     <w:p>
@@ -559,7 +784,7 @@
         <w:rPr>
           <w:rFonts w:ascii="맑은 고딕" w:hAnsi="맑은 고딕" w:eastAsia="맑은 고딕"/>
         </w:rPr>
-        <w:t>레지스트리 엔드포인트의 A 레코드는 여전히 죽은 Korea Central PE의 사설 IP를 가리키므로 이름 해석이 정상 IP로 전환되지 않는다.</w:t>
+        <w:t>레지스트리 엔드포인트의 A 레코드는 여전히 죽은 Korea Central PE의 사설 IP를 가리키므로 이름 해석이 정상 IP로 전환되지 않습니다.</w:t>
       </w:r>
     </w:p>
     <w:p>
@@ -570,7 +795,7 @@
         <w:rPr>
           <w:rFonts w:ascii="맑은 고딕" w:hAnsi="맑은 고딕" w:eastAsia="맑은 고딕"/>
         </w:rPr>
-        <w:t>public network access가 Disabled이므로 ACR의 Traffic Manager 기반 자동 지역 라우팅/장애 조치가 적용되지 않는다(Private Link는 Traffic Manager 경로를 우회).</w:t>
+        <w:t>public network access가 Disabled이므로 ACR의 Traffic Manager 기반 자동 지역 라우팅/장애 조치가 적용되지 않습니다(Private Link는 Traffic Manager 경로를 우회).</w:t>
       </w:r>
     </w:p>
     <w:p>
@@ -581,7 +806,7 @@
         <w:rPr>
           <w:rFonts w:ascii="맑은 고딕" w:hAnsi="맑은 고딕" w:eastAsia="맑은 고딕"/>
         </w:rPr>
-        <w:t>UK South 복제본의 데이터는 정상이지만, 해당 리전에 Private Endpoint가 없으면 private 경로로 도달할 방법이 없다.</w:t>
+        <w:t>UK South 복제본의 데이터는 정상이지만, 해당 리전에 Private Endpoint가 없으면 private 경로로 도달할 방법이 없습니다.</w:t>
       </w:r>
     </w:p>
     <w:p>
@@ -595,7 +820,7 @@
           <w:color w:val="595959"/>
           <w:sz w:val="19"/>
         </w:rPr>
-        <w:t>※ 참고: Geo-replication 생성이 '터미널 프로비저닝 Failed'로 실패하는 별도 증상이 보고된 경우, 이는 Private 구성 자체의 문제가 아니라 환경 고유 요인일 가능성이 높다(아래 4장).</w:t>
+        <w:t>※ 참고: Geo-replication 생성이 '터미널 프로비저닝 Failed'로 실패하는 별도 증상이 보고된 경우, 이는 Private 구성 자체의 문제가 아니라 환경 고유 요인일 가능성이 높습니다(아래 4장).</w:t>
       </w:r>
     </w:p>
     <w:p>
@@ -622,7 +847,7 @@
           <w:b w:val="0"/>
           <w:sz w:val="21"/>
         </w:rPr>
-        <w:t>복제본 생성이 ResourceOperationFailure(터미널 Failed)로 실패하는 경우, 최상위 오류 메시지는 일반(generic) 메시지이므로 실제 원인은 중첩(child) 이벤트에서 확인해야 한다. 테스트 환경에서는 동일 작업이 정상 성공하였으므로, 실패는 다음 환경 요인을 우선 점검한다.</w:t>
+        <w:t>복제본 생성이 ResourceOperationFailure(터미널 Failed)로 실패하는 경우, 최상위 오류 메시지는 일반(generic) 메시지이므로 실제 원인은 중첩(child) 이벤트에서 확인해야 합니다. 테스트 환경에서는 동일 작업이 정상 성공하였으므로, 실패는 다음 환경 요인을 우선 점검합니다.</w:t>
       </w:r>
     </w:p>
     <w:tbl>
@@ -894,7 +1119,7 @@
           <w:b w:val="0"/>
           <w:sz w:val="21"/>
         </w:rPr>
-        <w:t>지역 장애에 대한 복원력(DR)을 확보하려면 2차 리전에 Private Endpoint를 두고 DNS 장애 조치를 자동화하는 구조를 권장한다.</w:t>
+        <w:t>지역 장애에 대한 복원력(DR)을 확보하려면 2차 리전에 Private Endpoint를 두고 DNS 장애 조치를 자동화하는 구조를 권장합니다.</w:t>
       </w:r>
     </w:p>
     <w:p>
@@ -973,7 +1198,7 @@
         <w:rPr>
           <w:rFonts w:ascii="맑은 고딕" w:hAnsi="맑은 고딕" w:eastAsia="맑은 고딕"/>
         </w:rPr>
-        <w:t>2차 리전(예: UK South)에 VNet 및 Private Endpoint(groupId: registry)를 생성한다.</w:t>
+        <w:t>2차 리전(예: UK South)에 VNet 및 Private Endpoint(groupId: registry)를 생성합니다.</w:t>
       </w:r>
     </w:p>
     <w:p>
@@ -984,7 +1209,7 @@
         <w:rPr>
           <w:rFonts w:ascii="맑은 고딕" w:hAnsi="맑은 고딕" w:eastAsia="맑은 고딕"/>
         </w:rPr>
-        <w:t>두 리전의 VNet을 동일한 privatelink.azurecr.io Private DNS Zone에 모두 Link 한다.</w:t>
+        <w:t>두 리전의 VNet을 동일한 privatelink.azurecr.io Private DNS Zone에 모두 Link 합니다.</w:t>
       </w:r>
     </w:p>
     <w:p>
@@ -995,7 +1220,7 @@
         <w:rPr>
           <w:rFonts w:ascii="맑은 고딕" w:hAnsi="맑은 고딕" w:eastAsia="맑은 고딕"/>
         </w:rPr>
-        <w:t>레지스트리 엔드포인트 A 레코드를 건강한 리전의 PE IP로 전환하는 DNS failover 자동화(Azure Function / Logic App + Health check)를 구성한다.</w:t>
+        <w:t>레지스트리 엔드포인트 A 레코드를 건강한 리전의 PE IP로 전환하는 DNS failover 자동화(Azure Function / Logic App + Health check)를 구성합니다.</w:t>
       </w:r>
     </w:p>
     <w:p>
@@ -1006,7 +1231,7 @@
         <w:rPr>
           <w:rFonts w:ascii="맑은 고딕" w:hAnsi="맑은 고딕" w:eastAsia="맑은 고딕"/>
         </w:rPr>
-        <w:t>각 리전의 워크로드(AKS 등)는 자기 리전의 Private Endpoint를 통해 로컬 data endpoint로 이미지를 가져오도록 배치한다.</w:t>
+        <w:t>각 리전의 워크로드(AKS 등)는 자기 리전의 Private Endpoint를 통해 로컬 data endpoint로 이미지를 가져오도록 배치합니다.</w:t>
       </w:r>
     </w:p>
     <w:p>
@@ -1257,7 +1482,7 @@
         <w:rPr>
           <w:rFonts w:ascii="맑은 고딕" w:hAnsi="맑은 고딕" w:eastAsia="맑은 고딕"/>
         </w:rPr>
-        <w:t>단순 데이터 이중화가 목적이면 현재 구성(Korea Central VNet/PE + 복제본)으로 충분하다.</w:t>
+        <w:t>단순 데이터 이중화가 목적이면 현재 구성(Korea Central VNet/PE + 복제본)으로 충분합니다.</w:t>
       </w:r>
     </w:p>
     <w:p>
@@ -1268,7 +1493,7 @@
         <w:rPr>
           <w:rFonts w:ascii="맑은 고딕" w:hAnsi="맑은 고딕" w:eastAsia="맑은 고딕"/>
         </w:rPr>
-        <w:t>DR/Failover가 목적이면 2차 리전 VNet+PE, 동일 zone VNet Link, DNS failover 자동화를 추가로 설계해야 한다.</w:t>
+        <w:t>DR/Failover가 목적이면 2차 리전 VNet+PE, 동일 zone VNet Link, DNS failover 자동화를 추가로 설계해야 합니다.</w:t>
       </w:r>
     </w:p>
     <w:p>
@@ -1279,7 +1504,7 @@
         <w:rPr>
           <w:rFonts w:ascii="맑은 고딕" w:hAnsi="맑은 고딕" w:eastAsia="맑은 고딕"/>
         </w:rPr>
-        <w:t>복제본 생성 실패 시 4장의 진단 절차로 PE 서브넷 IP 여유, Azure Policy, 중앙 DNS 권한을 우선 점검한다.</w:t>
+        <w:t>복제본 생성 실패 시 4장의 진단 절차로 PE 서브넷 IP 여유, Azure Policy, 중앙 DNS 권한을 우선 점검합니다.</w:t>
       </w:r>
     </w:p>
     <w:p>
@@ -1290,7 +1515,7 @@
         <w:rPr>
           <w:rFonts w:ascii="맑은 고딕" w:hAnsi="맑은 고딕" w:eastAsia="맑은 고딕"/>
         </w:rPr>
-        <w:t>PE 서브넷은 복제 리전 수 증가에 대비해 충분한 주소 공간(여유 IP)을 확보한다.</w:t>
+        <w:t>PE 서브넷은 복제 리전 수 증가에 대비해 충분한 주소 공간(여유 IP)을 확보합니다.</w:t>
       </w:r>
     </w:p>
     <w:p>
